--- a/flow/20230927_hours/drafts/2024-08-u/28.08.docx
+++ b/flow/20230927_hours/drafts/2024-08-u/28.08.docx
@@ -47,24 +47,17 @@
         <w:rPr>
           <w:rFonts w:ascii="Times New Roman" w:hAnsi="Times New Roman"/>
           <w:i/>
-          <w:color w:val="FF0000"/>
-          <w:sz w:val="24"/>
-        </w:rPr>
-        <w:t xml:space="preserve">Священик: </w:t>
-      </w:r>
-      <w:r>
-        <w:rPr>
-          <w:rFonts w:ascii="Times New Roman" w:hAnsi="Times New Roman"/>
-          <w:sz w:val="24"/>
-        </w:rPr>
-        <w:t xml:space="preserve">Благословенний Бог наш завжди, нині і повсякчас, і на віки </w:t>
-      </w:r>
-      <w:r>
-        <w:rPr>
-          <w:rFonts w:ascii="Times New Roman" w:hAnsi="Times New Roman"/>
-          <w:sz w:val="24"/>
-        </w:rPr>
-        <w:t>віків.</w:t>
+          <w:color w:val="FF4400"/>
+          <w:sz w:val="24"/>
+        </w:rPr>
+        <w:t>Священик:</w:t>
+      </w:r>
+      <w:r>
+        <w:rPr>
+          <w:rFonts w:ascii="Times New Roman" w:hAnsi="Times New Roman"/>
+          <w:sz w:val="24"/>
+        </w:rPr>
+        <w:t xml:space="preserve"> Благословенний Бог наш завжди, нині і повсякчас, і на віки віків.</w:t>
       </w:r>
     </w:p>
     <w:p>
@@ -2192,17 +2185,17 @@
         <w:rPr>
           <w:rFonts w:ascii="Times New Roman" w:hAnsi="Times New Roman"/>
           <w:i/>
-          <w:color w:val="FF0000"/>
-          <w:sz w:val="24"/>
-        </w:rPr>
-        <w:t xml:space="preserve">Священик: </w:t>
-      </w:r>
-      <w:r>
-        <w:rPr>
-          <w:rFonts w:ascii="Times New Roman" w:hAnsi="Times New Roman"/>
-          <w:sz w:val="24"/>
-        </w:rPr>
-        <w:t>Боже, змилуйся над нами і благослови нас; світлом лиця твого осяй нас і помилуй нас.</w:t>
+          <w:color w:val="FF4400"/>
+          <w:sz w:val="24"/>
+        </w:rPr>
+        <w:t>Священик:</w:t>
+      </w:r>
+      <w:r>
+        <w:rPr>
+          <w:rFonts w:ascii="Times New Roman" w:hAnsi="Times New Roman"/>
+          <w:sz w:val="24"/>
+        </w:rPr>
+        <w:t xml:space="preserve"> Боже, змилуйся над нами і благослови нас; світлом лиця твого осяй нас і помилуй нас.</w:t>
       </w:r>
     </w:p>
     <w:p>
@@ -2341,17 +2334,17 @@
         <w:rPr>
           <w:rFonts w:ascii="Times New Roman" w:hAnsi="Times New Roman"/>
           <w:i/>
-          <w:color w:val="FF0000"/>
-          <w:sz w:val="24"/>
-        </w:rPr>
-        <w:t xml:space="preserve">Священик: </w:t>
-      </w:r>
-      <w:r>
-        <w:rPr>
-          <w:rFonts w:ascii="Times New Roman" w:hAnsi="Times New Roman"/>
-          <w:sz w:val="24"/>
-        </w:rPr>
-        <w:t>Слава тобі, Христе Боже, надіє наша, слава тобі!</w:t>
+          <w:color w:val="FF4400"/>
+          <w:sz w:val="24"/>
+        </w:rPr>
+        <w:t>Священик:</w:t>
+      </w:r>
+      <w:r>
+        <w:rPr>
+          <w:rFonts w:ascii="Times New Roman" w:hAnsi="Times New Roman"/>
+          <w:sz w:val="24"/>
+        </w:rPr>
+        <w:t xml:space="preserve"> Слава тобі, Христе Боже, надіє наша, слава тобі!</w:t>
       </w:r>
     </w:p>
     <w:p>
@@ -2425,27 +2418,39 @@
     </w:p>
     <w:p>
       <w:pPr>
-        <w:spacing w:line="240" w:lineRule="auto"/>
-        <w:rPr>
-          <w:rFonts w:ascii="Times New Roman" w:hAnsi="Times New Roman"/>
-          <w:sz w:val="24"/>
-        </w:rPr>
-      </w:pPr>
-      <w:r>
-        <w:rPr>
-          <w:rFonts w:ascii="Times New Roman" w:hAnsi="Times New Roman"/>
-          <w:i/>
-          <w:color w:val="FF0000"/>
-          <w:sz w:val="24"/>
-        </w:rPr>
-        <w:t xml:space="preserve">Священик: </w:t>
-      </w:r>
-      <w:r>
-        <w:rPr>
-          <w:rFonts w:ascii="Times New Roman" w:hAnsi="Times New Roman"/>
-          <w:sz w:val="24"/>
-        </w:rPr>
-        <w:t>Христос, істинний Бог наш, молитвами пречистої своєї Матері, преподобних і богоносних отців наших, і всіх святих, помилує і спасе нас, як благий і чоловіколюбець.</w:t>
+        <w:spacing w:after="120"/>
+      </w:pPr>
+      <w:r>
+        <w:rPr>
+          <w:rFonts w:ascii="Times New Roman" w:hAnsi="Times New Roman"/>
+          <w:i/>
+          <w:color w:val="FF4400"/>
+          <w:sz w:val="24"/>
+        </w:rPr>
+        <w:t>Священик:</w:t>
+      </w:r>
+      <w:r>
+        <w:rPr>
+          <w:rFonts w:ascii="Times New Roman" w:hAnsi="Times New Roman"/>
+          <w:sz w:val="24"/>
+        </w:rPr>
+        <w:t xml:space="preserve"> Христос, істинний Бог наш - молитвами пречистої Своєї Матері, силою чесного і животворчого хреста, заступництвом святих славних і всехвальних апостолів, святого, </w:t>
+      </w:r>
+      <w:r>
+        <w:rPr>
+          <w:rFonts w:ascii="Times New Roman" w:hAnsi="Times New Roman"/>
+          <w:i/>
+          <w:color w:val="FF4400"/>
+          <w:sz w:val="24"/>
+        </w:rPr>
+        <w:t>якого є храм</w:t>
+      </w:r>
+      <w:r>
+        <w:rPr>
+          <w:rFonts w:ascii="Times New Roman" w:hAnsi="Times New Roman"/>
+          <w:sz w:val="24"/>
+        </w:rPr>
+        <w:t>, собор преподобних отців Печерських, що спочивають у дальніх печерах, преподобного Мойсея Мурина, святого отця нашого Августина, єпископа Іппонського, святого мученика Гебре Михаїла, пресвітера ефіопського, і всіх святих - помилує і спасе нас як благий і людинолюбний.</w:t>
       </w:r>
     </w:p>
     <w:p>
@@ -2535,24 +2540,17 @@
         <w:rPr>
           <w:rFonts w:ascii="Times New Roman" w:hAnsi="Times New Roman"/>
           <w:i/>
-          <w:color w:val="FF0000"/>
-          <w:sz w:val="24"/>
-        </w:rPr>
-        <w:t xml:space="preserve">Священик: </w:t>
-      </w:r>
-      <w:r>
-        <w:rPr>
-          <w:rFonts w:ascii="Times New Roman" w:hAnsi="Times New Roman"/>
-          <w:sz w:val="24"/>
-        </w:rPr>
-        <w:t xml:space="preserve">Благословенний Бог наш завжди, нині і повсякчас, і на віки </w:t>
-      </w:r>
-      <w:r>
-        <w:rPr>
-          <w:rFonts w:ascii="Times New Roman" w:hAnsi="Times New Roman"/>
-          <w:sz w:val="24"/>
-        </w:rPr>
-        <w:t>віків.</w:t>
+          <w:color w:val="FF4400"/>
+          <w:sz w:val="24"/>
+        </w:rPr>
+        <w:t>Священик:</w:t>
+      </w:r>
+      <w:r>
+        <w:rPr>
+          <w:rFonts w:ascii="Times New Roman" w:hAnsi="Times New Roman"/>
+          <w:sz w:val="24"/>
+        </w:rPr>
+        <w:t xml:space="preserve"> Благословенний Бог наш завжди, нині і повсякчас, і на віки віків.</w:t>
       </w:r>
     </w:p>
     <w:p>
@@ -5055,17 +5053,17 @@
         <w:rPr>
           <w:rFonts w:ascii="Times New Roman" w:hAnsi="Times New Roman"/>
           <w:i/>
-          <w:color w:val="FF0000"/>
-          <w:sz w:val="24"/>
-        </w:rPr>
-        <w:t xml:space="preserve">Священик: </w:t>
-      </w:r>
-      <w:r>
-        <w:rPr>
-          <w:rFonts w:ascii="Times New Roman" w:hAnsi="Times New Roman"/>
-          <w:sz w:val="24"/>
-        </w:rPr>
-        <w:t>Молитвами святих отців наших, Господи Ісусе Христе Сине Божий, помилуй нас.</w:t>
+          <w:color w:val="FF4400"/>
+          <w:sz w:val="24"/>
+        </w:rPr>
+        <w:t>Священик:</w:t>
+      </w:r>
+      <w:r>
+        <w:rPr>
+          <w:rFonts w:ascii="Times New Roman" w:hAnsi="Times New Roman"/>
+          <w:sz w:val="24"/>
+        </w:rPr>
+        <w:t xml:space="preserve"> Молитвами святих отців наших, Господи Ісусе Христе Сине Божий, помилуй нас.</w:t>
       </w:r>
     </w:p>
     <w:p>
@@ -5305,17 +5303,17 @@
         <w:rPr>
           <w:rFonts w:ascii="Times New Roman" w:hAnsi="Times New Roman"/>
           <w:i/>
-          <w:color w:val="FF0000"/>
-          <w:sz w:val="24"/>
-        </w:rPr>
-        <w:t xml:space="preserve">Священик: </w:t>
-      </w:r>
-      <w:r>
-        <w:rPr>
-          <w:rFonts w:ascii="Times New Roman" w:hAnsi="Times New Roman"/>
-          <w:sz w:val="24"/>
-        </w:rPr>
-        <w:t>Слава тобі, Христе Боже, надіє наша, слава тобі!</w:t>
+          <w:color w:val="FF4400"/>
+          <w:sz w:val="24"/>
+        </w:rPr>
+        <w:t>Священик:</w:t>
+      </w:r>
+      <w:r>
+        <w:rPr>
+          <w:rFonts w:ascii="Times New Roman" w:hAnsi="Times New Roman"/>
+          <w:sz w:val="24"/>
+        </w:rPr>
+        <w:t xml:space="preserve"> Слава тобі, Христе Боже, надіє наша, слава тобі!</w:t>
       </w:r>
     </w:p>
     <w:p>
@@ -5389,27 +5387,39 @@
     </w:p>
     <w:p>
       <w:pPr>
-        <w:spacing w:line="240" w:lineRule="auto"/>
-        <w:rPr>
-          <w:rFonts w:ascii="Times New Roman" w:hAnsi="Times New Roman"/>
-          <w:sz w:val="24"/>
-        </w:rPr>
-      </w:pPr>
-      <w:r>
-        <w:rPr>
-          <w:rFonts w:ascii="Times New Roman" w:hAnsi="Times New Roman"/>
-          <w:i/>
-          <w:color w:val="FF0000"/>
-          <w:sz w:val="24"/>
-        </w:rPr>
-        <w:t xml:space="preserve">Священик: </w:t>
-      </w:r>
-      <w:r>
-        <w:rPr>
-          <w:rFonts w:ascii="Times New Roman" w:hAnsi="Times New Roman"/>
-          <w:sz w:val="24"/>
-        </w:rPr>
-        <w:t>Христос, істинний Бог наш, молитвами пречистої своєї Матері, преподобних і богоносних отців наших, і всіх святих, помилує і спасе нас, як благий і чоловіколюбець.</w:t>
+        <w:spacing w:after="120"/>
+      </w:pPr>
+      <w:r>
+        <w:rPr>
+          <w:rFonts w:ascii="Times New Roman" w:hAnsi="Times New Roman"/>
+          <w:i/>
+          <w:color w:val="FF4400"/>
+          <w:sz w:val="24"/>
+        </w:rPr>
+        <w:t>Священик:</w:t>
+      </w:r>
+      <w:r>
+        <w:rPr>
+          <w:rFonts w:ascii="Times New Roman" w:hAnsi="Times New Roman"/>
+          <w:sz w:val="24"/>
+        </w:rPr>
+        <w:t xml:space="preserve"> Христос, істинний Бог наш - молитвами пречистої Своєї Матері, силою чесного і животворчого хреста, заступництвом святих славних і всехвальних апостолів, святого, </w:t>
+      </w:r>
+      <w:r>
+        <w:rPr>
+          <w:rFonts w:ascii="Times New Roman" w:hAnsi="Times New Roman"/>
+          <w:i/>
+          <w:color w:val="FF4400"/>
+          <w:sz w:val="24"/>
+        </w:rPr>
+        <w:t>якого є храм</w:t>
+      </w:r>
+      <w:r>
+        <w:rPr>
+          <w:rFonts w:ascii="Times New Roman" w:hAnsi="Times New Roman"/>
+          <w:sz w:val="24"/>
+        </w:rPr>
+        <w:t>, собор преподобних отців Печерських, що спочивають у дальніх печерах, преподобного Мойсея Мурина, святого отця нашого Августина, єпископа Іппонського, святого мученика Гебре Михаїла, пресвітера ефіопського, і всіх святих - помилує і спасе нас як благий і людинолюбний.</w:t>
       </w:r>
     </w:p>
     <w:p>
@@ -5499,24 +5509,17 @@
         <w:rPr>
           <w:rFonts w:ascii="Times New Roman" w:hAnsi="Times New Roman"/>
           <w:i/>
-          <w:color w:val="FF0000"/>
-          <w:sz w:val="24"/>
-        </w:rPr>
-        <w:t xml:space="preserve">Священик: </w:t>
-      </w:r>
-      <w:r>
-        <w:rPr>
-          <w:rFonts w:ascii="Times New Roman" w:hAnsi="Times New Roman"/>
-          <w:sz w:val="24"/>
-        </w:rPr>
-        <w:t xml:space="preserve">Благословенний Бог наш завжди, нині і повсякчас, і на віки </w:t>
-      </w:r>
-      <w:r>
-        <w:rPr>
-          <w:rFonts w:ascii="Times New Roman" w:hAnsi="Times New Roman"/>
-          <w:sz w:val="24"/>
-        </w:rPr>
-        <w:t>віків.</w:t>
+          <w:color w:val="FF4400"/>
+          <w:sz w:val="24"/>
+        </w:rPr>
+        <w:t>Священик:</w:t>
+      </w:r>
+      <w:r>
+        <w:rPr>
+          <w:rFonts w:ascii="Times New Roman" w:hAnsi="Times New Roman"/>
+          <w:sz w:val="24"/>
+        </w:rPr>
+        <w:t xml:space="preserve"> Благословенний Бог наш завжди, нині і повсякчас, і на віки віків.</w:t>
       </w:r>
     </w:p>
     <w:p>
@@ -8222,17 +8225,17 @@
         <w:rPr>
           <w:rFonts w:ascii="Times New Roman" w:hAnsi="Times New Roman"/>
           <w:i/>
-          <w:color w:val="FF0000"/>
-          <w:sz w:val="24"/>
-        </w:rPr>
-        <w:t xml:space="preserve">Священик: </w:t>
-      </w:r>
-      <w:r>
-        <w:rPr>
-          <w:rFonts w:ascii="Times New Roman" w:hAnsi="Times New Roman"/>
-          <w:sz w:val="24"/>
-        </w:rPr>
-        <w:t>Молитвами святих отців наших, Господи Ісусе Христе Сину Божий, помилуй нас.</w:t>
+          <w:color w:val="FF4400"/>
+          <w:sz w:val="24"/>
+        </w:rPr>
+        <w:t>Священик:</w:t>
+      </w:r>
+      <w:r>
+        <w:rPr>
+          <w:rFonts w:ascii="Times New Roman" w:hAnsi="Times New Roman"/>
+          <w:sz w:val="24"/>
+        </w:rPr>
+        <w:t xml:space="preserve"> Молитвами святих отців наших, Господи Ісусе Христе Сину Божий, помилуй нас.</w:t>
       </w:r>
     </w:p>
     <w:p>
@@ -8394,17 +8397,17 @@
         <w:rPr>
           <w:rFonts w:ascii="Times New Roman" w:hAnsi="Times New Roman"/>
           <w:i/>
-          <w:color w:val="FF0000"/>
-          <w:sz w:val="24"/>
-        </w:rPr>
-        <w:t xml:space="preserve">Священик: </w:t>
-      </w:r>
-      <w:r>
-        <w:rPr>
-          <w:rFonts w:ascii="Times New Roman" w:hAnsi="Times New Roman"/>
-          <w:sz w:val="24"/>
-        </w:rPr>
-        <w:t>Слава тобі, Христе Боже, надіє наша, слава тобі!</w:t>
+          <w:color w:val="FF4400"/>
+          <w:sz w:val="24"/>
+        </w:rPr>
+        <w:t>Священик:</w:t>
+      </w:r>
+      <w:r>
+        <w:rPr>
+          <w:rFonts w:ascii="Times New Roman" w:hAnsi="Times New Roman"/>
+          <w:sz w:val="24"/>
+        </w:rPr>
+        <w:t xml:space="preserve"> Слава тобі, Христе Боже, надіє наша, слава тобі!</w:t>
       </w:r>
     </w:p>
     <w:p>
@@ -8464,27 +8467,39 @@
     </w:p>
     <w:p>
       <w:pPr>
-        <w:spacing w:line="240" w:lineRule="auto"/>
-        <w:rPr>
-          <w:rFonts w:ascii="Times New Roman" w:hAnsi="Times New Roman"/>
-          <w:sz w:val="24"/>
-        </w:rPr>
-      </w:pPr>
-      <w:r>
-        <w:rPr>
-          <w:rFonts w:ascii="Times New Roman" w:hAnsi="Times New Roman"/>
-          <w:i/>
-          <w:color w:val="FF0000"/>
-          <w:sz w:val="24"/>
-        </w:rPr>
-        <w:t xml:space="preserve">Священик: </w:t>
-      </w:r>
-      <w:r>
-        <w:rPr>
-          <w:rFonts w:ascii="Times New Roman" w:hAnsi="Times New Roman"/>
-          <w:sz w:val="24"/>
-        </w:rPr>
-        <w:t>Христос, істинний Бог наш, молитвами пречистої своєї Матері, преподобних і богоносних отців наших, і всіх святих, помилує і спасе нас, як благий і чоловіколюбець.</w:t>
+        <w:spacing w:after="120"/>
+      </w:pPr>
+      <w:r>
+        <w:rPr>
+          <w:rFonts w:ascii="Times New Roman" w:hAnsi="Times New Roman"/>
+          <w:i/>
+          <w:color w:val="FF4400"/>
+          <w:sz w:val="24"/>
+        </w:rPr>
+        <w:t>Священик:</w:t>
+      </w:r>
+      <w:r>
+        <w:rPr>
+          <w:rFonts w:ascii="Times New Roman" w:hAnsi="Times New Roman"/>
+          <w:sz w:val="24"/>
+        </w:rPr>
+        <w:t xml:space="preserve"> Христос, істинний Бог наш - молитвами пречистої Своєї Матері, силою чесного і животворчого хреста, заступництвом святих славних і всехвальних апостолів, святого, </w:t>
+      </w:r>
+      <w:r>
+        <w:rPr>
+          <w:rFonts w:ascii="Times New Roman" w:hAnsi="Times New Roman"/>
+          <w:i/>
+          <w:color w:val="FF4400"/>
+          <w:sz w:val="24"/>
+        </w:rPr>
+        <w:t>якого є храм</w:t>
+      </w:r>
+      <w:r>
+        <w:rPr>
+          <w:rFonts w:ascii="Times New Roman" w:hAnsi="Times New Roman"/>
+          <w:sz w:val="24"/>
+        </w:rPr>
+        <w:t>, собор преподобних отців Печерських, що спочивають у дальніх печерах, преподобного Мойсея Мурина, святого отця нашого Августина, єпископа Іппонського, святого мученика Гебре Михаїла, пресвітера ефіопського, і всіх святих - помилує і спасе нас як благий і людинолюбний.</w:t>
       </w:r>
     </w:p>
     <w:p>
@@ -8574,7 +8589,7 @@
         <w:rPr>
           <w:rFonts w:ascii="Times New Roman" w:hAnsi="Times New Roman"/>
           <w:i/>
-          <w:color w:val="FF0000"/>
+          <w:color w:val="FF4400"/>
           <w:sz w:val="24"/>
         </w:rPr>
         <w:t>Священик:</w:t>
@@ -8584,14 +8599,7 @@
           <w:rFonts w:ascii="Times New Roman" w:hAnsi="Times New Roman"/>
           <w:sz w:val="24"/>
         </w:rPr>
-        <w:t xml:space="preserve"> Благословенний Бог наш завжди, нині і повсякчас, і на віки </w:t>
-      </w:r>
-      <w:r>
-        <w:rPr>
-          <w:rFonts w:ascii="Times New Roman" w:hAnsi="Times New Roman"/>
-          <w:sz w:val="24"/>
-        </w:rPr>
-        <w:t>віків.</w:t>
+        <w:t xml:space="preserve"> Благословенний Бог наш завжди, нині і повсякчас, і на віки віків.</w:t>
       </w:r>
     </w:p>
     <w:p>
@@ -10648,17 +10656,17 @@
         <w:rPr>
           <w:rFonts w:ascii="Times New Roman" w:hAnsi="Times New Roman"/>
           <w:i/>
-          <w:color w:val="FF0000"/>
-          <w:sz w:val="24"/>
-        </w:rPr>
-        <w:t xml:space="preserve">Священик: </w:t>
-      </w:r>
-      <w:r>
-        <w:rPr>
-          <w:rFonts w:ascii="Times New Roman" w:hAnsi="Times New Roman"/>
-          <w:sz w:val="24"/>
-        </w:rPr>
-        <w:t>Боже, змилуйся над нами і благослови нас; світлом лиця твого осяй нас і помилуй нас.</w:t>
+          <w:color w:val="FF4400"/>
+          <w:sz w:val="24"/>
+        </w:rPr>
+        <w:t>Священик:</w:t>
+      </w:r>
+      <w:r>
+        <w:rPr>
+          <w:rFonts w:ascii="Times New Roman" w:hAnsi="Times New Roman"/>
+          <w:sz w:val="24"/>
+        </w:rPr>
+        <w:t xml:space="preserve"> Боже, змилуйся над нами і благослови нас; світлом лиця твого осяй нас і помилуй нас.</w:t>
       </w:r>
     </w:p>
     <w:p>
@@ -10818,17 +10826,17 @@
         <w:rPr>
           <w:rFonts w:ascii="Times New Roman" w:hAnsi="Times New Roman"/>
           <w:i/>
-          <w:color w:val="FF0000"/>
-          <w:sz w:val="24"/>
-        </w:rPr>
-        <w:t xml:space="preserve">Священик: </w:t>
-      </w:r>
-      <w:r>
-        <w:rPr>
-          <w:rFonts w:ascii="Times New Roman" w:hAnsi="Times New Roman"/>
-          <w:sz w:val="24"/>
-        </w:rPr>
-        <w:t>Слава тобі, Христе Боже, надіє наша, слава тобі!</w:t>
+          <w:color w:val="FF4400"/>
+          <w:sz w:val="24"/>
+        </w:rPr>
+        <w:t>Священик:</w:t>
+      </w:r>
+      <w:r>
+        <w:rPr>
+          <w:rFonts w:ascii="Times New Roman" w:hAnsi="Times New Roman"/>
+          <w:sz w:val="24"/>
+        </w:rPr>
+        <w:t xml:space="preserve"> Слава тобі, Христе Боже, надіє наша, слава тобі!</w:t>
       </w:r>
     </w:p>
     <w:p>
@@ -10888,17 +10896,13 @@
     </w:p>
     <w:p>
       <w:pPr>
-        <w:spacing w:line="240" w:lineRule="auto"/>
-        <w:rPr>
-          <w:rFonts w:ascii="Times New Roman" w:hAnsi="Times New Roman"/>
-          <w:sz w:val="24"/>
-        </w:rPr>
-      </w:pPr>
-      <w:r>
-        <w:rPr>
-          <w:rFonts w:ascii="Times New Roman" w:hAnsi="Times New Roman"/>
-          <w:i/>
-          <w:color w:val="FF0000"/>
+        <w:spacing w:after="120"/>
+      </w:pPr>
+      <w:r>
+        <w:rPr>
+          <w:rFonts w:ascii="Times New Roman" w:hAnsi="Times New Roman"/>
+          <w:i/>
+          <w:color w:val="FF4400"/>
           <w:sz w:val="24"/>
         </w:rPr>
         <w:t>Священик:</w:t>
@@ -10908,7 +10912,23 @@
           <w:rFonts w:ascii="Times New Roman" w:hAnsi="Times New Roman"/>
           <w:sz w:val="24"/>
         </w:rPr>
-        <w:t xml:space="preserve"> Христос, істинний Бог наш, молитвами пречистої своєї Матері, преподобних і богоносних отців наших, і всіх святих, помилує і спасе нас, як благий і чоловіколюбець.</w:t>
+        <w:t xml:space="preserve"> Христос, істинний Бог наш - молитвами пречистої Своєї Матері, силою чесного і животворчого хреста, заступництвом святих славних і всехвальних апостолів, святого, </w:t>
+      </w:r>
+      <w:r>
+        <w:rPr>
+          <w:rFonts w:ascii="Times New Roman" w:hAnsi="Times New Roman"/>
+          <w:i/>
+          <w:color w:val="FF4400"/>
+          <w:sz w:val="24"/>
+        </w:rPr>
+        <w:t>якого є храм</w:t>
+      </w:r>
+      <w:r>
+        <w:rPr>
+          <w:rFonts w:ascii="Times New Roman" w:hAnsi="Times New Roman"/>
+          <w:sz w:val="24"/>
+        </w:rPr>
+        <w:t>, собор преподобних отців Печерських, що спочивають у дальніх печерах, преподобного Мойсея Мурина, святого отця нашого Августина, єпископа Іппонського, святого мученика Гебре Михаїла, пресвітера ефіопського, і всіх святих - помилує і спасе нас як благий і людинолюбний.</w:t>
       </w:r>
     </w:p>
     <w:p>
